--- a/handouts/Sample Recipe - Lab Review.docx
+++ b/handouts/Sample Recipe - Lab Review.docx
@@ -66,7 +66,7 @@
           <w:sz w:val="21"/>
           <w:szCs w:val="21"/>
         </w:rPr>
-        <w:t>A filled-out example for reviewing student lab submissions, in the same format as the handout. The Rules are suggested additions. Select everything under Your Recipe and paste it into Claude, Gemini or Copilot Chat.</w:t>
+        <w:t>A filled-out example for reviewing student lab submissions, in the same format as the handout. The Rules are suggested additions. Select everything under Your Recipe and paste it into Claude or Gemini.</w:t>
       </w:r>
     </w:p>
     <w:tbl>
